--- a/downloads/April Apiary Checks.docx
+++ b/downloads/April Apiary Checks.docx
@@ -1982,12 +1982,8 @@
       </w:r>
     </w:p>
     <w:sectPr>
-      <w:headerReference w:type="even" r:id="rId8"/>
-      <w:headerReference w:type="default" r:id="rId9"/>
-      <w:footerReference w:type="even" r:id="rId10"/>
-      <w:footerReference w:type="default" r:id="rId11"/>
-      <w:headerReference w:type="first" r:id="rId12"/>
-      <w:footerReference w:type="first" r:id="rId13"/>
+      <w:headerReference w:type="default" r:id="rId8"/>
+      <w:footerReference w:type="default" r:id="rId9"/>
       <w:pgSz w:w="11906" w:h="16838"/>
       <w:pgMar w:top="1440" w:right="1440" w:bottom="1440" w:left="1440" w:header="708" w:footer="369" w:gutter="0"/>
       <w:cols w:space="708"/>
@@ -2023,16 +2019,6 @@
 </file>
 
 <file path=word/footer1.xml><?xml version="1.0" encoding="utf-8"?>
-<w:ftr xmlns:wpc="http://schemas.microsoft.com/office/word/2010/wordprocessingCanvas" xmlns:cx="http://schemas.microsoft.com/office/drawing/2014/chartex" xmlns:cx1="http://schemas.microsoft.com/office/drawing/2015/9/8/chartex" xmlns:cx2="http://schemas.microsoft.com/office/drawing/2015/10/21/chartex" xmlns:cx3="http://schemas.microsoft.com/office/drawing/2016/5/9/chartex" xmlns:cx4="http://schemas.microsoft.com/office/drawing/2016/5/10/chartex" xmlns:cx5="http://schemas.microsoft.com/office/drawing/2016/5/11/chartex" xmlns:cx6="http://schemas.microsoft.com/office/drawing/2016/5/12/chartex" xmlns:cx7="http://schemas.microsoft.com/office/drawing/2016/5/13/chartex" xmlns:cx8="http://schemas.microsoft.com/office/drawing/2016/5/14/chartex" xmlns:mc="http://schemas.openxmlformats.org/markup-compatibility/2006" xmlns:aink="http://schemas.microsoft.com/office/drawing/2016/ink" xmlns:am3d="http://schemas.microsoft.com/office/drawing/2017/model3d" xmlns:o="urn:schemas-microsoft-com:office:office" xmlns:oel="http://schemas.microsoft.com/office/2019/extlst" xmlns:r="http://schemas.openxmlformats.org/officeDocument/2006/relationships" xmlns:m="http://schemas.openxmlformats.org/officeDocument/2006/math" xmlns:v="urn:schemas-microsoft-com:vml" xmlns:wp14="http://schemas.microsoft.com/office/word/2010/wordprocessingDrawing" xmlns:wp="http://schemas.openxmlformats.org/drawingml/2006/wordprocessingDrawing" xmlns:w10="urn:schemas-microsoft-com:office:word" xmlns:w="http://schemas.openxmlformats.org/wordprocessingml/2006/main" xmlns:w14="http://schemas.microsoft.com/office/word/2010/wordml" xmlns:w15="http://schemas.microsoft.com/office/word/2012/wordml" xmlns:w16cex="http://schemas.microsoft.com/office/word/2018/wordml/cex" xmlns:w16cid="http://schemas.microsoft.com/office/word/2016/wordml/cid" xmlns:w16="http://schemas.microsoft.com/office/word/2018/wordml" xmlns:w16du="http://schemas.microsoft.com/office/word/2023/wordml/word16du" xmlns:w16sdtdh="http://schemas.microsoft.com/office/word/2020/wordml/sdtdatahash" xmlns:w16sdtfl="http://schemas.microsoft.com/office/word/2024/wordml/sdtformatlock" xmlns:w16se="http://schemas.microsoft.com/office/word/2015/wordml/symex" xmlns:wpg="http://schemas.microsoft.com/office/word/2010/wordprocessingGroup" xmlns:wpi="http://schemas.microsoft.com/office/word/2010/wordprocessingInk" xmlns:wne="http://schemas.microsoft.com/office/word/2006/wordml" xmlns:wps="http://schemas.microsoft.com/office/word/2010/wordprocessingShape" mc:Ignorable="w14 w15 w16se w16cid w16 w16cex w16sdtdh w16sdtfl w16du wp14">
-  <w:p>
-    <w:pPr>
-      <w:pStyle w:val="Footer"/>
-    </w:pPr>
-  </w:p>
-</w:ftr>
-</file>
-
-<file path=word/footer2.xml><?xml version="1.0" encoding="utf-8"?>
 <w:ftr xmlns:wpc="http://schemas.microsoft.com/office/word/2010/wordprocessingCanvas" xmlns:cx="http://schemas.microsoft.com/office/drawing/2014/chartex" xmlns:cx1="http://schemas.microsoft.com/office/drawing/2015/9/8/chartex" xmlns:cx2="http://schemas.microsoft.com/office/drawing/2015/10/21/chartex" xmlns:cx3="http://schemas.microsoft.com/office/drawing/2016/5/9/chartex" xmlns:cx4="http://schemas.microsoft.com/office/drawing/2016/5/10/chartex" xmlns:cx5="http://schemas.microsoft.com/office/drawing/2016/5/11/chartex" xmlns:cx6="http://schemas.microsoft.com/office/drawing/2016/5/12/chartex" xmlns:cx7="http://schemas.microsoft.com/office/drawing/2016/5/13/chartex" xmlns:cx8="http://schemas.microsoft.com/office/drawing/2016/5/14/chartex" xmlns:mc="http://schemas.openxmlformats.org/markup-compatibility/2006" xmlns:aink="http://schemas.microsoft.com/office/drawing/2016/ink" xmlns:am3d="http://schemas.microsoft.com/office/drawing/2017/model3d" xmlns:o="urn:schemas-microsoft-com:office:office" xmlns:oel="http://schemas.microsoft.com/office/2019/extlst" xmlns:r="http://schemas.openxmlformats.org/officeDocument/2006/relationships" xmlns:m="http://schemas.openxmlformats.org/officeDocument/2006/math" xmlns:v="urn:schemas-microsoft-com:vml" xmlns:wp14="http://schemas.microsoft.com/office/word/2010/wordprocessingDrawing" xmlns:wp="http://schemas.openxmlformats.org/drawingml/2006/wordprocessingDrawing" xmlns:w10="urn:schemas-microsoft-com:office:word" xmlns:w="http://schemas.openxmlformats.org/wordprocessingml/2006/main" xmlns:w14="http://schemas.microsoft.com/office/word/2010/wordml" xmlns:w15="http://schemas.microsoft.com/office/word/2012/wordml" xmlns:w16cex="http://schemas.microsoft.com/office/word/2018/wordml/cex" xmlns:w16cid="http://schemas.microsoft.com/office/word/2016/wordml/cid" xmlns:w16="http://schemas.microsoft.com/office/word/2018/wordml" xmlns:w16du="http://schemas.microsoft.com/office/word/2023/wordml/word16du" xmlns:w16sdtdh="http://schemas.microsoft.com/office/word/2020/wordml/sdtdatahash" xmlns:w16sdtfl="http://schemas.microsoft.com/office/word/2024/wordml/sdtformatlock" xmlns:w16se="http://schemas.microsoft.com/office/word/2015/wordml/symex" xmlns:wpg="http://schemas.microsoft.com/office/word/2010/wordprocessingGroup" xmlns:wpi="http://schemas.microsoft.com/office/word/2010/wordprocessingInk" xmlns:wne="http://schemas.microsoft.com/office/word/2006/wordml" xmlns:wps="http://schemas.microsoft.com/office/word/2010/wordprocessingShape" mc:Ignorable="w14 w15 w16se w16cid w16 w16cex w16sdtdh w16sdtfl w16du wp14">
   <w:p>
     <w:pPr>
@@ -2095,16 +2081,6 @@
 </w:ftr>
 </file>
 
-<file path=word/footer3.xml><?xml version="1.0" encoding="utf-8"?>
-<w:ftr xmlns:wpc="http://schemas.microsoft.com/office/word/2010/wordprocessingCanvas" xmlns:cx="http://schemas.microsoft.com/office/drawing/2014/chartex" xmlns:cx1="http://schemas.microsoft.com/office/drawing/2015/9/8/chartex" xmlns:cx2="http://schemas.microsoft.com/office/drawing/2015/10/21/chartex" xmlns:cx3="http://schemas.microsoft.com/office/drawing/2016/5/9/chartex" xmlns:cx4="http://schemas.microsoft.com/office/drawing/2016/5/10/chartex" xmlns:cx5="http://schemas.microsoft.com/office/drawing/2016/5/11/chartex" xmlns:cx6="http://schemas.microsoft.com/office/drawing/2016/5/12/chartex" xmlns:cx7="http://schemas.microsoft.com/office/drawing/2016/5/13/chartex" xmlns:cx8="http://schemas.microsoft.com/office/drawing/2016/5/14/chartex" xmlns:mc="http://schemas.openxmlformats.org/markup-compatibility/2006" xmlns:aink="http://schemas.microsoft.com/office/drawing/2016/ink" xmlns:am3d="http://schemas.microsoft.com/office/drawing/2017/model3d" xmlns:o="urn:schemas-microsoft-com:office:office" xmlns:oel="http://schemas.microsoft.com/office/2019/extlst" xmlns:r="http://schemas.openxmlformats.org/officeDocument/2006/relationships" xmlns:m="http://schemas.openxmlformats.org/officeDocument/2006/math" xmlns:v="urn:schemas-microsoft-com:vml" xmlns:wp14="http://schemas.microsoft.com/office/word/2010/wordprocessingDrawing" xmlns:wp="http://schemas.openxmlformats.org/drawingml/2006/wordprocessingDrawing" xmlns:w10="urn:schemas-microsoft-com:office:word" xmlns:w="http://schemas.openxmlformats.org/wordprocessingml/2006/main" xmlns:w14="http://schemas.microsoft.com/office/word/2010/wordml" xmlns:w15="http://schemas.microsoft.com/office/word/2012/wordml" xmlns:w16cex="http://schemas.microsoft.com/office/word/2018/wordml/cex" xmlns:w16cid="http://schemas.microsoft.com/office/word/2016/wordml/cid" xmlns:w16="http://schemas.microsoft.com/office/word/2018/wordml" xmlns:w16du="http://schemas.microsoft.com/office/word/2023/wordml/word16du" xmlns:w16sdtdh="http://schemas.microsoft.com/office/word/2020/wordml/sdtdatahash" xmlns:w16sdtfl="http://schemas.microsoft.com/office/word/2024/wordml/sdtformatlock" xmlns:w16se="http://schemas.microsoft.com/office/word/2015/wordml/symex" xmlns:wpg="http://schemas.microsoft.com/office/word/2010/wordprocessingGroup" xmlns:wpi="http://schemas.microsoft.com/office/word/2010/wordprocessingInk" xmlns:wne="http://schemas.microsoft.com/office/word/2006/wordml" xmlns:wps="http://schemas.microsoft.com/office/word/2010/wordprocessingShape" mc:Ignorable="w14 w15 w16se w16cid w16 w16cex w16sdtdh w16sdtfl w16du wp14">
-  <w:p>
-    <w:pPr>
-      <w:pStyle w:val="Footer"/>
-    </w:pPr>
-  </w:p>
-</w:ftr>
-</file>
-
 <file path=word/footnotes.xml><?xml version="1.0" encoding="utf-8"?>
 <w:footnotes xmlns:wpc="http://schemas.microsoft.com/office/word/2010/wordprocessingCanvas" xmlns:cx="http://schemas.microsoft.com/office/drawing/2014/chartex" xmlns:cx1="http://schemas.microsoft.com/office/drawing/2015/9/8/chartex" xmlns:cx2="http://schemas.microsoft.com/office/drawing/2015/10/21/chartex" xmlns:cx3="http://schemas.microsoft.com/office/drawing/2016/5/9/chartex" xmlns:cx4="http://schemas.microsoft.com/office/drawing/2016/5/10/chartex" xmlns:cx5="http://schemas.microsoft.com/office/drawing/2016/5/11/chartex" xmlns:cx6="http://schemas.microsoft.com/office/drawing/2016/5/12/chartex" xmlns:cx7="http://schemas.microsoft.com/office/drawing/2016/5/13/chartex" xmlns:cx8="http://schemas.microsoft.com/office/drawing/2016/5/14/chartex" xmlns:mc="http://schemas.openxmlformats.org/markup-compatibility/2006" xmlns:aink="http://schemas.microsoft.com/office/drawing/2016/ink" xmlns:am3d="http://schemas.microsoft.com/office/drawing/2017/model3d" xmlns:o="urn:schemas-microsoft-com:office:office" xmlns:oel="http://schemas.microsoft.com/office/2019/extlst" xmlns:r="http://schemas.openxmlformats.org/officeDocument/2006/relationships" xmlns:m="http://schemas.openxmlformats.org/officeDocument/2006/math" xmlns:v="urn:schemas-microsoft-com:vml" xmlns:wp14="http://schemas.microsoft.com/office/word/2010/wordprocessingDrawing" xmlns:wp="http://schemas.openxmlformats.org/drawingml/2006/wordprocessingDrawing" xmlns:w10="urn:schemas-microsoft-com:office:word" xmlns:w="http://schemas.openxmlformats.org/wordprocessingml/2006/main" xmlns:w14="http://schemas.microsoft.com/office/word/2010/wordml" xmlns:w15="http://schemas.microsoft.com/office/word/2012/wordml" xmlns:w16cex="http://schemas.microsoft.com/office/word/2018/wordml/cex" xmlns:w16cid="http://schemas.microsoft.com/office/word/2016/wordml/cid" xmlns:w16="http://schemas.microsoft.com/office/word/2018/wordml" xmlns:w16du="http://schemas.microsoft.com/office/word/2023/wordml/word16du" xmlns:w16sdtdh="http://schemas.microsoft.com/office/word/2020/wordml/sdtdatahash" xmlns:w16sdtfl="http://schemas.microsoft.com/office/word/2024/wordml/sdtformatlock" xmlns:w16se="http://schemas.microsoft.com/office/word/2015/wordml/symex" xmlns:wpg="http://schemas.microsoft.com/office/word/2010/wordprocessingGroup" xmlns:wpi="http://schemas.microsoft.com/office/word/2010/wordprocessingInk" xmlns:wne="http://schemas.microsoft.com/office/word/2006/wordml" xmlns:wps="http://schemas.microsoft.com/office/word/2010/wordprocessingShape" mc:Ignorable="w14 w15 w16se w16cid w16 w16cex w16sdtdh w16sdtfl w16du wp14">
   <w:footnote w:type="separator" w:id="-1">
@@ -2131,16 +2107,6 @@
 </file>
 
 <file path=word/header1.xml><?xml version="1.0" encoding="utf-8"?>
-<w:hdr xmlns:wpc="http://schemas.microsoft.com/office/word/2010/wordprocessingCanvas" xmlns:cx="http://schemas.microsoft.com/office/drawing/2014/chartex" xmlns:cx1="http://schemas.microsoft.com/office/drawing/2015/9/8/chartex" xmlns:cx2="http://schemas.microsoft.com/office/drawing/2015/10/21/chartex" xmlns:cx3="http://schemas.microsoft.com/office/drawing/2016/5/9/chartex" xmlns:cx4="http://schemas.microsoft.com/office/drawing/2016/5/10/chartex" xmlns:cx5="http://schemas.microsoft.com/office/drawing/2016/5/11/chartex" xmlns:cx6="http://schemas.microsoft.com/office/drawing/2016/5/12/chartex" xmlns:cx7="http://schemas.microsoft.com/office/drawing/2016/5/13/chartex" xmlns:cx8="http://schemas.microsoft.com/office/drawing/2016/5/14/chartex" xmlns:mc="http://schemas.openxmlformats.org/markup-compatibility/2006" xmlns:aink="http://schemas.microsoft.com/office/drawing/2016/ink" xmlns:am3d="http://schemas.microsoft.com/office/drawing/2017/model3d" xmlns:o="urn:schemas-microsoft-com:office:office" xmlns:oel="http://schemas.microsoft.com/office/2019/extlst" xmlns:r="http://schemas.openxmlformats.org/officeDocument/2006/relationships" xmlns:m="http://schemas.openxmlformats.org/officeDocument/2006/math" xmlns:v="urn:schemas-microsoft-com:vml" xmlns:wp14="http://schemas.microsoft.com/office/word/2010/wordprocessingDrawing" xmlns:wp="http://schemas.openxmlformats.org/drawingml/2006/wordprocessingDrawing" xmlns:w10="urn:schemas-microsoft-com:office:word" xmlns:w="http://schemas.openxmlformats.org/wordprocessingml/2006/main" xmlns:w14="http://schemas.microsoft.com/office/word/2010/wordml" xmlns:w15="http://schemas.microsoft.com/office/word/2012/wordml" xmlns:w16cex="http://schemas.microsoft.com/office/word/2018/wordml/cex" xmlns:w16cid="http://schemas.microsoft.com/office/word/2016/wordml/cid" xmlns:w16="http://schemas.microsoft.com/office/word/2018/wordml" xmlns:w16du="http://schemas.microsoft.com/office/word/2023/wordml/word16du" xmlns:w16sdtdh="http://schemas.microsoft.com/office/word/2020/wordml/sdtdatahash" xmlns:w16sdtfl="http://schemas.microsoft.com/office/word/2024/wordml/sdtformatlock" xmlns:w16se="http://schemas.microsoft.com/office/word/2015/wordml/symex" xmlns:wpg="http://schemas.microsoft.com/office/word/2010/wordprocessingGroup" xmlns:wpi="http://schemas.microsoft.com/office/word/2010/wordprocessingInk" xmlns:wne="http://schemas.microsoft.com/office/word/2006/wordml" xmlns:wps="http://schemas.microsoft.com/office/word/2010/wordprocessingShape" mc:Ignorable="w14 w15 w16se w16cid w16 w16cex w16sdtdh w16sdtfl w16du wp14">
-  <w:p>
-    <w:pPr>
-      <w:pStyle w:val="Header"/>
-    </w:pPr>
-  </w:p>
-</w:hdr>
-</file>
-
-<file path=word/header2.xml><?xml version="1.0" encoding="utf-8"?>
 <w:hdr xmlns:wpc="http://schemas.microsoft.com/office/word/2010/wordprocessingCanvas" xmlns:cx="http://schemas.microsoft.com/office/drawing/2014/chartex" xmlns:cx1="http://schemas.microsoft.com/office/drawing/2015/9/8/chartex" xmlns:cx2="http://schemas.microsoft.com/office/drawing/2015/10/21/chartex" xmlns:cx3="http://schemas.microsoft.com/office/drawing/2016/5/9/chartex" xmlns:cx4="http://schemas.microsoft.com/office/drawing/2016/5/10/chartex" xmlns:cx5="http://schemas.microsoft.com/office/drawing/2016/5/11/chartex" xmlns:cx6="http://schemas.microsoft.com/office/drawing/2016/5/12/chartex" xmlns:cx7="http://schemas.microsoft.com/office/drawing/2016/5/13/chartex" xmlns:cx8="http://schemas.microsoft.com/office/drawing/2016/5/14/chartex" xmlns:mc="http://schemas.openxmlformats.org/markup-compatibility/2006" xmlns:aink="http://schemas.microsoft.com/office/drawing/2016/ink" xmlns:am3d="http://schemas.microsoft.com/office/drawing/2017/model3d" xmlns:o="urn:schemas-microsoft-com:office:office" xmlns:oel="http://schemas.microsoft.com/office/2019/extlst" xmlns:r="http://schemas.openxmlformats.org/officeDocument/2006/relationships" xmlns:m="http://schemas.openxmlformats.org/officeDocument/2006/math" xmlns:v="urn:schemas-microsoft-com:vml" xmlns:wp14="http://schemas.microsoft.com/office/word/2010/wordprocessingDrawing" xmlns:wp="http://schemas.openxmlformats.org/drawingml/2006/wordprocessingDrawing" xmlns:w10="urn:schemas-microsoft-com:office:word" xmlns:w="http://schemas.openxmlformats.org/wordprocessingml/2006/main" xmlns:w14="http://schemas.microsoft.com/office/word/2010/wordml" xmlns:w15="http://schemas.microsoft.com/office/word/2012/wordml" xmlns:w16cex="http://schemas.microsoft.com/office/word/2018/wordml/cex" xmlns:w16cid="http://schemas.microsoft.com/office/word/2016/wordml/cid" xmlns:w16="http://schemas.microsoft.com/office/word/2018/wordml" xmlns:w16du="http://schemas.microsoft.com/office/word/2023/wordml/word16du" xmlns:w16sdtdh="http://schemas.microsoft.com/office/word/2020/wordml/sdtdatahash" xmlns:w16sdtfl="http://schemas.microsoft.com/office/word/2024/wordml/sdtformatlock" xmlns:w16se="http://schemas.microsoft.com/office/word/2015/wordml/symex" xmlns:wpg="http://schemas.microsoft.com/office/word/2010/wordprocessingGroup" xmlns:wpi="http://schemas.microsoft.com/office/word/2010/wordprocessingInk" xmlns:wne="http://schemas.microsoft.com/office/word/2006/wordml" xmlns:wps="http://schemas.microsoft.com/office/word/2010/wordprocessingShape" mc:Ignorable="w14 w15 w16se w16cid w16 w16cex w16sdtdh w16sdtfl w16du wp14">
   <w:p>
     <w:pPr>
@@ -2158,131 +2124,78 @@
       <w:rPr>
         <w:noProof/>
       </w:rPr>
-      <mc:AlternateContent>
-        <mc:Choice Requires="wps">
-          <w:drawing>
-            <wp:anchor distT="0" distB="0" distL="114300" distR="114300" simplePos="0" relativeHeight="251661312" behindDoc="0" locked="0" layoutInCell="1" allowOverlap="1" wp14:anchorId="41FFED0D" wp14:editId="2AA6B9E8">
-              <wp:simplePos x="0" y="0"/>
-              <wp:positionH relativeFrom="column">
-                <wp:posOffset>-563880</wp:posOffset>
-              </wp:positionH>
-              <wp:positionV relativeFrom="paragraph">
-                <wp:posOffset>-213995</wp:posOffset>
-              </wp:positionV>
-              <wp:extent cx="432000" cy="432000"/>
-              <wp:effectExtent l="0" t="0" r="0" b="0"/>
-              <wp:wrapNone/>
-              <wp:docPr id="775923440" name="Rectangle: Rounded Corners 10"/>
-              <wp:cNvGraphicFramePr/>
-              <a:graphic xmlns:a="http://schemas.openxmlformats.org/drawingml/2006/main">
-                <a:graphicData uri="http://schemas.microsoft.com/office/word/2010/wordprocessingShape">
-                  <wps:wsp>
-                    <wps:cNvSpPr/>
-                    <wps:spPr>
-                      <a:xfrm>
-                        <a:off x="0" y="0"/>
-                        <a:ext cx="432000" cy="432000"/>
-                      </a:xfrm>
-                      <a:prstGeom prst="roundRect">
-                        <a:avLst/>
-                      </a:prstGeom>
-                      <a:noFill/>
-                      <a:ln>
-                        <a:noFill/>
-                      </a:ln>
-                    </wps:spPr>
-                    <wps:style>
-                      <a:lnRef idx="2">
-                        <a:schemeClr val="accent1">
-                          <a:shade val="15000"/>
-                        </a:schemeClr>
-                      </a:lnRef>
-                      <a:fillRef idx="1">
-                        <a:schemeClr val="accent1"/>
-                      </a:fillRef>
-                      <a:effectRef idx="0">
-                        <a:schemeClr val="accent1"/>
-                      </a:effectRef>
-                      <a:fontRef idx="minor">
-                        <a:schemeClr val="lt1"/>
-                      </a:fontRef>
-                    </wps:style>
-                    <wps:txbx>
-                      <w:txbxContent>
-                        <w:p>
-                          <w:pPr>
-                            <w:spacing w:line="480" w:lineRule="auto"/>
-                            <w:jc w:val="center"/>
-                            <w:rPr>
-                              <w:b/>
-                              <w:bCs/>
-                              <w:color w:val="0D0D0D" w:themeColor="text1" w:themeTint="F2"/>
-                              <w:position w:val="-6"/>
-                            </w:rPr>
-                          </w:pPr>
-                          <w:r>
-                            <w:rPr>
-                              <w:b/>
-                              <w:bCs/>
-                              <w:color w:val="0D0D0D" w:themeColor="text1" w:themeTint="F2"/>
-                              <w:position w:val="-6"/>
-                            </w:rPr>
-                            <w:t>BK</w:t>
-                          </w:r>
-                        </w:p>
-                      </w:txbxContent>
-                    </wps:txbx>
-                    <wps:bodyPr rot="0" spcFirstLastPara="0" vertOverflow="overflow" horzOverflow="overflow" vert="horz" wrap="square" lIns="91440" tIns="45720" rIns="91440" bIns="45720" numCol="1" spcCol="0" rtlCol="0" fromWordArt="0" anchor="ctr" anchorCtr="0" forceAA="0" compatLnSpc="1">
-                      <a:prstTxWarp prst="textNoShape">
-                        <a:avLst/>
-                      </a:prstTxWarp>
-                      <a:noAutofit/>
-                    </wps:bodyPr>
-                  </wps:wsp>
-                </a:graphicData>
-              </a:graphic>
-              <wp14:sizeRelH relativeFrom="margin">
-                <wp14:pctWidth>0</wp14:pctWidth>
-              </wp14:sizeRelH>
-              <wp14:sizeRelV relativeFrom="margin">
-                <wp14:pctHeight>0</wp14:pctHeight>
-              </wp14:sizeRelV>
-            </wp:anchor>
-          </w:drawing>
-        </mc:Choice>
-        <mc:Fallback>
-          <w:pict>
-            <v:roundrect w14:anchorId="41FFED0D" id="Rectangle: Rounded Corners 10" o:spid="_x0000_s1035" style="position:absolute;margin-left:-44.4pt;margin-top:-16.85pt;width:34pt;height:34pt;z-index:251661312;visibility:visible;mso-wrap-style:square;mso-width-percent:0;mso-height-percent:0;mso-wrap-distance-left:9pt;mso-wrap-distance-top:0;mso-wrap-distance-right:9pt;mso-wrap-distance-bottom:0;mso-position-horizontal:absolute;mso-position-horizontal-relative:text;mso-position-vertical:absolute;mso-position-vertical-relative:text;mso-width-percent:0;mso-height-percent:0;mso-width-relative:margin;mso-height-relative:margin;v-text-anchor:middle" arcsize="10923f" o:gfxdata="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" filled="f" stroked="f" strokeweight="1pt">
-              <v:stroke joinstyle="miter"/>
-              <v:textbox>
-                <w:txbxContent>
-                  <w:p>
-                    <w:pPr>
-                      <w:spacing w:line="480" w:lineRule="auto"/>
-                      <w:jc w:val="center"/>
-                      <w:rPr>
-                        <w:b/>
-                        <w:bCs/>
-                        <w:color w:val="0D0D0D" w:themeColor="text1" w:themeTint="F2"/>
-                        <w:position w:val="-6"/>
-                      </w:rPr>
-                    </w:pPr>
-                    <w:r>
-                      <w:rPr>
-                        <w:b/>
-                        <w:bCs/>
-                        <w:color w:val="0D0D0D" w:themeColor="text1" w:themeTint="F2"/>
-                        <w:position w:val="-6"/>
-                      </w:rPr>
-                      <w:t>BK</w:t>
-                    </w:r>
-                  </w:p>
-                </w:txbxContent>
-              </v:textbox>
-            </v:roundrect>
-          </w:pict>
-        </mc:Fallback>
-      </mc:AlternateContent>
+      <w:drawing>
+        <wp:anchor distT="0" distB="0" distL="114300" distR="114300" simplePos="0" relativeHeight="251660288" behindDoc="1" locked="0" layoutInCell="1" allowOverlap="1" wp14:anchorId="24CCF5A0" wp14:editId="54490C78">
+          <wp:simplePos x="0" y="0"/>
+          <wp:positionH relativeFrom="column">
+            <wp:posOffset>-582930</wp:posOffset>
+          </wp:positionH>
+          <wp:positionV relativeFrom="paragraph">
+            <wp:posOffset>-243840</wp:posOffset>
+          </wp:positionV>
+          <wp:extent cx="456565" cy="456565"/>
+          <wp:effectExtent l="19050" t="0" r="19685" b="172085"/>
+          <wp:wrapTight wrapText="bothSides">
+            <wp:wrapPolygon edited="0">
+              <wp:start x="-901" y="0"/>
+              <wp:lineTo x="-901" y="28840"/>
+              <wp:lineTo x="21630" y="28840"/>
+              <wp:lineTo x="21630" y="0"/>
+              <wp:lineTo x="-901" y="0"/>
+            </wp:wrapPolygon>
+          </wp:wrapTight>
+          <wp:docPr id="1471455041" name="Picture 4"/>
+          <wp:cNvGraphicFramePr>
+            <a:graphicFrameLocks xmlns:a="http://schemas.openxmlformats.org/drawingml/2006/main" noChangeAspect="1"/>
+          </wp:cNvGraphicFramePr>
+          <a:graphic xmlns:a="http://schemas.openxmlformats.org/drawingml/2006/main">
+            <a:graphicData uri="http://schemas.openxmlformats.org/drawingml/2006/picture">
+              <pic:pic xmlns:pic="http://schemas.openxmlformats.org/drawingml/2006/picture">
+                <pic:nvPicPr>
+                  <pic:cNvPr id="1471455041" name="Picture 4"/>
+                  <pic:cNvPicPr>
+                    <a:picLocks noChangeAspect="1"/>
+                  </pic:cNvPicPr>
+                </pic:nvPicPr>
+                <pic:blipFill>
+                  <a:blip r:embed="rId1">
+                    <a:extLst>
+                      <a:ext uri="{28A0092B-C50C-407E-A947-70E740481C1C}">
+                        <a14:useLocalDpi xmlns:a14="http://schemas.microsoft.com/office/drawing/2010/main" val="0"/>
+                      </a:ext>
+                    </a:extLst>
+                  </a:blip>
+                  <a:stretch>
+                    <a:fillRect/>
+                  </a:stretch>
+                </pic:blipFill>
+                <pic:spPr>
+                  <a:xfrm>
+                    <a:off x="0" y="0"/>
+                    <a:ext cx="456565" cy="456565"/>
+                  </a:xfrm>
+                  <a:prstGeom prst="roundRect">
+                    <a:avLst>
+                      <a:gd name="adj" fmla="val 8594"/>
+                    </a:avLst>
+                  </a:prstGeom>
+                  <a:solidFill>
+                    <a:srgbClr val="FFFFFF">
+                      <a:shade val="85000"/>
+                    </a:srgbClr>
+                  </a:solidFill>
+                  <a:ln>
+                    <a:noFill/>
+                  </a:ln>
+                  <a:effectLst>
+                    <a:reflection blurRad="12700" stA="38000" endPos="28000" dist="5000" dir="5400000" sy="-100000" algn="bl" rotWithShape="0"/>
+                  </a:effectLst>
+                </pic:spPr>
+              </pic:pic>
+            </a:graphicData>
+          </a:graphic>
+        </wp:anchor>
+      </w:drawing>
     </w:r>
     <w:r>
       <w:rPr>
@@ -2291,7 +2204,7 @@
       <mc:AlternateContent>
         <mc:Choice Requires="wps">
           <w:drawing>
-            <wp:anchor distT="0" distB="0" distL="114300" distR="114300" simplePos="0" relativeHeight="251659264" behindDoc="0" locked="0" layoutInCell="1" allowOverlap="1" wp14:anchorId="7239D191" wp14:editId="50DABC7C">
+            <wp:anchor distT="0" distB="0" distL="114300" distR="114300" simplePos="0" relativeHeight="251659264" behindDoc="0" locked="0" layoutInCell="1" allowOverlap="1" wp14:anchorId="7239D191" wp14:editId="4EDE7004">
               <wp:simplePos x="0" y="0"/>
               <wp:positionH relativeFrom="column">
                 <wp:posOffset>-937260</wp:posOffset>
@@ -2559,7 +2472,7 @@
         </mc:Choice>
         <mc:Fallback>
           <w:pict>
-            <v:rect w14:anchorId="7239D191" id="Rectangle 1" o:spid="_x0000_s1036" style="position:absolute;margin-left:-73.8pt;margin-top:-36.65pt;width:610.6pt;height:1in;z-index:251659264;visibility:visible;mso-wrap-style:square;mso-width-percent:0;mso-height-percent:0;mso-wrap-distance-left:9pt;mso-wrap-distance-top:0;mso-wrap-distance-right:9pt;mso-wrap-distance-bottom:0;mso-position-horizontal:absolute;mso-position-horizontal-relative:text;mso-position-vertical:absolute;mso-position-vertical-relative:text;mso-width-percent:0;mso-height-percent:0;mso-width-relative:margin;mso-height-relative:margin;v-text-anchor:middle" o:gfxdata="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" fillcolor="#fff4d6" stroked="f" strokeweight="1pt">
+            <v:rect w14:anchorId="7239D191" id="Rectangle 1" o:spid="_x0000_s1035" style="position:absolute;margin-left:-73.8pt;margin-top:-36.65pt;width:610.6pt;height:1in;z-index:251659264;visibility:visible;mso-wrap-style:square;mso-width-percent:0;mso-height-percent:0;mso-wrap-distance-left:9pt;mso-wrap-distance-top:0;mso-wrap-distance-right:9pt;mso-wrap-distance-bottom:0;mso-position-horizontal:absolute;mso-position-horizontal-relative:text;mso-position-vertical:absolute;mso-position-vertical-relative:text;mso-width-percent:0;mso-height-percent:0;mso-width-relative:margin;mso-height-relative:margin;v-text-anchor:middle" o:gfxdata="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" fillcolor="#fff4d6" stroked="f" strokeweight="1pt">
               <v:fill color2="#d9f2d0 [665]" o:opacity2="58853f" rotate="t" focusposition="1,1" focussize="" colors="0 #fff4d6;5243f #fff4d6;53740f #dae7d6" focus="100%" type="gradientRadial"/>
               <v:textbox>
                 <w:txbxContent>
@@ -2746,16 +2659,6 @@
       </mc:AlternateContent>
     </w:r>
   </w:p>
-  <w:p>
-    <w:pPr>
-      <w:pStyle w:val="Header"/>
-    </w:pPr>
-  </w:p>
-</w:hdr>
-</file>
-
-<file path=word/header3.xml><?xml version="1.0" encoding="utf-8"?>
-<w:hdr xmlns:wpc="http://schemas.microsoft.com/office/word/2010/wordprocessingCanvas" xmlns:cx="http://schemas.microsoft.com/office/drawing/2014/chartex" xmlns:cx1="http://schemas.microsoft.com/office/drawing/2015/9/8/chartex" xmlns:cx2="http://schemas.microsoft.com/office/drawing/2015/10/21/chartex" xmlns:cx3="http://schemas.microsoft.com/office/drawing/2016/5/9/chartex" xmlns:cx4="http://schemas.microsoft.com/office/drawing/2016/5/10/chartex" xmlns:cx5="http://schemas.microsoft.com/office/drawing/2016/5/11/chartex" xmlns:cx6="http://schemas.microsoft.com/office/drawing/2016/5/12/chartex" xmlns:cx7="http://schemas.microsoft.com/office/drawing/2016/5/13/chartex" xmlns:cx8="http://schemas.microsoft.com/office/drawing/2016/5/14/chartex" xmlns:mc="http://schemas.openxmlformats.org/markup-compatibility/2006" xmlns:aink="http://schemas.microsoft.com/office/drawing/2016/ink" xmlns:am3d="http://schemas.microsoft.com/office/drawing/2017/model3d" xmlns:o="urn:schemas-microsoft-com:office:office" xmlns:oel="http://schemas.microsoft.com/office/2019/extlst" xmlns:r="http://schemas.openxmlformats.org/officeDocument/2006/relationships" xmlns:m="http://schemas.openxmlformats.org/officeDocument/2006/math" xmlns:v="urn:schemas-microsoft-com:vml" xmlns:wp14="http://schemas.microsoft.com/office/word/2010/wordprocessingDrawing" xmlns:wp="http://schemas.openxmlformats.org/drawingml/2006/wordprocessingDrawing" xmlns:w10="urn:schemas-microsoft-com:office:word" xmlns:w="http://schemas.openxmlformats.org/wordprocessingml/2006/main" xmlns:w14="http://schemas.microsoft.com/office/word/2010/wordml" xmlns:w15="http://schemas.microsoft.com/office/word/2012/wordml" xmlns:w16cex="http://schemas.microsoft.com/office/word/2018/wordml/cex" xmlns:w16cid="http://schemas.microsoft.com/office/word/2016/wordml/cid" xmlns:w16="http://schemas.microsoft.com/office/word/2018/wordml" xmlns:w16du="http://schemas.microsoft.com/office/word/2023/wordml/word16du" xmlns:w16sdtdh="http://schemas.microsoft.com/office/word/2020/wordml/sdtdatahash" xmlns:w16sdtfl="http://schemas.microsoft.com/office/word/2024/wordml/sdtformatlock" xmlns:w16se="http://schemas.microsoft.com/office/word/2015/wordml/symex" xmlns:wpg="http://schemas.microsoft.com/office/word/2010/wordprocessingGroup" xmlns:wpi="http://schemas.microsoft.com/office/word/2010/wordprocessingInk" xmlns:wne="http://schemas.microsoft.com/office/word/2006/wordml" xmlns:wps="http://schemas.microsoft.com/office/word/2010/wordprocessingShape" mc:Ignorable="w14 w15 w16se w16cid w16 w16cex w16sdtdh w16sdtfl w16du wp14">
   <w:p>
     <w:pPr>
       <w:pStyle w:val="Header"/>
